--- a/05_Informes_Semanales_APA7/2026-08-21_Paper_Macroeconomico_Semanal.docx
+++ b/05_Informes_Semanales_APA7/2026-08-21_Paper_Macroeconomico_Semanal.docx
@@ -6148,7 +6148,7 @@
         <w:color w:val="64748B"/>
         <w:sz w:val="15"/>
       </w:rPr>
-      <w:t>Federico Agustín Chillón · Lead Macro &amp; Financial Strategist · FCE UNCUYO</w:t>
+      <w:t>Federico Agustín Chillón · Investigador · Cs. Económicas UNCUYO · FCE UNCUYO</w:t>
       <w:tab/>
       <w:tab/>
       <w:t>Paper Semanal APA 7</w:t>
